--- a/examples/graphics/doc/README.docx
+++ b/examples/graphics/doc/README.docx
@@ -477,7 +477,11 @@
       </w:r>
     </w:p>
     <w:bookmarkEnd w:id="37"/>
-    <w:sectPr/>
+    <w:sectPr>
+      <w:footnotePr>
+        <w:numRestart w:val="eachSect"/>
+      </w:footnotePr>
+    </w:sectPr>
   </w:body>
 </w:document>
 </file>
@@ -755,8 +759,6 @@
     </w:pPr>
     <w:rPr>
       <w:rFonts w:asciiTheme="majorHAnsi" w:cstheme="majorBidi" w:eastAsiaTheme="majorEastAsia" w:hAnsiTheme="majorHAnsi"/>
-      <w:spacing w:val="-10"/>
-      <w:kern w:val="28"/>
       <w:sz w:val="56"/>
       <w:szCs w:val="56"/>
     </w:rPr>
@@ -769,15 +771,13 @@
     <w:rsid w:val="00A10FD9"/>
     <w:rPr>
       <w:rFonts w:asciiTheme="majorHAnsi" w:cstheme="majorBidi" w:eastAsiaTheme="majorEastAsia" w:hAnsiTheme="majorHAnsi"/>
-      <w:spacing w:val="-10"/>
-      <w:kern w:val="28"/>
       <w:sz w:val="56"/>
       <w:szCs w:val="56"/>
     </w:rPr>
   </w:style>
   <w:style w:styleId="Subtitle" w:type="paragraph">
     <w:name w:val="Subtitle"/>
-    <w:basedOn w:val="Normal"/>
+    <w:basedOn w:val="Title"/>
     <w:next w:val="BodyText"/>
     <w:link w:val="SubtitleChar"/>
     <w:uiPriority w:val="11"/>
@@ -788,6 +788,19 @@
         <w:ilvl w:val="1"/>
       </w:numPr>
     </w:pPr>
+    <w:rPr>
+      <w:rFonts w:cstheme="majorBidi" w:eastAsiaTheme="majorEastAsia"/>
+      <w:spacing w:val="15"/>
+      <w:sz w:val="28"/>
+      <w:szCs w:val="28"/>
+    </w:rPr>
+  </w:style>
+  <w:style w:customStyle="1" w:styleId="SubtitleChar" w:type="character">
+    <w:name w:val="Subtitle Char"/>
+    <w:basedOn w:val="DefaultParagraphFont"/>
+    <w:link w:val="Subtitle"/>
+    <w:uiPriority w:val="11"/>
+    <w:rsid w:val="00A10FD9"/>
     <w:rPr>
       <w:rFonts w:cstheme="majorBidi" w:eastAsiaTheme="majorEastAsia"/>
       <w:color w:themeColor="text1" w:themeTint="A6" w:val="595959"/>
@@ -796,39 +809,33 @@
       <w:szCs w:val="28"/>
     </w:rPr>
   </w:style>
-  <w:style w:customStyle="1" w:styleId="SubtitleChar" w:type="character">
-    <w:name w:val="Subtitle Char"/>
-    <w:basedOn w:val="DefaultParagraphFont"/>
-    <w:link w:val="Subtitle"/>
-    <w:uiPriority w:val="11"/>
-    <w:rsid w:val="00A10FD9"/>
-    <w:rPr>
-      <w:rFonts w:cstheme="majorBidi" w:eastAsiaTheme="majorEastAsia"/>
-      <w:color w:themeColor="text1" w:themeTint="A6" w:val="595959"/>
-      <w:spacing w:val="15"/>
-      <w:sz w:val="28"/>
-      <w:szCs w:val="28"/>
-    </w:rPr>
-  </w:style>
   <w:style w:customStyle="1" w:styleId="Author" w:type="paragraph">
     <w:name w:val="Author"/>
+    <w:basedOn w:val="Title"/>
     <w:next w:val="BodyText"/>
     <w:qFormat/>
     <w:pPr>
       <w:keepNext/>
       <w:keepLines/>
-      <w:jc w:val="center"/>
-    </w:pPr>
+    </w:pPr>
+    <w:rPr>
+      <w:sz w:val="24"/>
+      <w:szCs w:val="24"/>
+    </w:rPr>
   </w:style>
   <w:style w:styleId="Date" w:type="paragraph">
     <w:name w:val="Date"/>
+    <w:basedOn w:val="Title"/>
     <w:next w:val="BodyText"/>
     <w:qFormat/>
     <w:pPr>
       <w:keepNext/>
       <w:keepLines/>
-      <w:jc w:val="center"/>
-    </w:pPr>
+    </w:pPr>
+    <w:rPr>
+      <w:sz w:val="24"/>
+      <w:szCs w:val="24"/>
+    </w:rPr>
   </w:style>
   <w:style w:customStyle="1" w:styleId="AbstractTitle" w:type="paragraph">
     <w:name w:val="Abstract Title"/>
@@ -843,7 +850,6 @@
     </w:pPr>
     <w:rPr>
       <w:b/>
-      <w:color w:val="345A8A"/>
       <w:sz w:val="20"/>
       <w:szCs w:val="20"/>
     </w:rPr>

--- a/examples/graphics/doc/README.docx
+++ b/examples/graphics/doc/README.docx
@@ -16,7 +16,122 @@
         <w:pStyle w:val="FirstParagraph"/>
       </w:pPr>
       <w:r>
-        <w:t xml:space="preserve">Chart examples with ggplot2 and helpers.</w:t>
+        <w:t xml:space="preserve">This section gathers visualization examples built with</w:t>
+      </w:r>
+      <w:r>
+        <w:t xml:space="preserve"> </w:t>
+      </w:r>
+      <w:r>
+        <w:rPr>
+          <w:rStyle w:val="VerbatimChar"/>
+        </w:rPr>
+        <w:t xml:space="preserve">ggplot2</w:t>
+      </w:r>
+      <w:r>
+        <w:t xml:space="preserve"> </w:t>
+      </w:r>
+      <w:r>
+        <w:t xml:space="preserve">and the graphic helpers available in</w:t>
+      </w:r>
+      <w:r>
+        <w:t xml:space="preserve"> </w:t>
+      </w:r>
+      <w:r>
+        <w:rPr>
+          <w:rStyle w:val="VerbatimChar"/>
+        </w:rPr>
+        <w:t xml:space="preserve">daltoolbox</w:t>
+      </w:r>
+      <w:r>
+        <w:t xml:space="preserve">. The objective is to help readers quickly understand how to create common analytical charts for summarization, comparison, distribution analysis, and time series inspection.</w:t>
+      </w:r>
+    </w:p>
+    <w:p>
+      <w:pPr>
+        <w:pStyle w:val="BodyText"/>
+      </w:pPr>
+      <w:r>
+        <w:t xml:space="preserve">These examples are useful both as ready-to-use plotting recipes and as a guide to the visual side of an Experiment Line. They can be read independently, but they also complement the modeling examples by showing how to summarize data and communicate results.</w:t>
+      </w:r>
+    </w:p>
+    <w:p>
+      <w:pPr>
+        <w:pStyle w:val="BodyText"/>
+      </w:pPr>
+      <w:r>
+        <w:t xml:space="preserve">If you are looking for a gradual reading path, start with</w:t>
+      </w:r>
+      <w:r>
+        <w:t xml:space="preserve"> </w:t>
+      </w:r>
+      <w:r>
+        <w:rPr>
+          <w:rStyle w:val="VerbatimChar"/>
+        </w:rPr>
+        <w:t xml:space="preserve">grf_bar</w:t>
+      </w:r>
+      <w:r>
+        <w:t xml:space="preserve">,</w:t>
+      </w:r>
+      <w:r>
+        <w:t xml:space="preserve"> </w:t>
+      </w:r>
+      <w:r>
+        <w:rPr>
+          <w:rStyle w:val="VerbatimChar"/>
+        </w:rPr>
+        <w:t xml:space="preserve">grf_points</w:t>
+      </w:r>
+      <w:r>
+        <w:t xml:space="preserve">, and</w:t>
+      </w:r>
+      <w:r>
+        <w:t xml:space="preserve"> </w:t>
+      </w:r>
+      <w:r>
+        <w:rPr>
+          <w:rStyle w:val="VerbatimChar"/>
+        </w:rPr>
+        <w:t xml:space="preserve">grf_scatter</w:t>
+      </w:r>
+      <w:r>
+        <w:t xml:space="preserve">, then move to distribution-oriented charts such as</w:t>
+      </w:r>
+      <w:r>
+        <w:t xml:space="preserve"> </w:t>
+      </w:r>
+      <w:r>
+        <w:rPr>
+          <w:rStyle w:val="VerbatimChar"/>
+        </w:rPr>
+        <w:t xml:space="preserve">grf_boxplot</w:t>
+      </w:r>
+      <w:r>
+        <w:t xml:space="preserve">,</w:t>
+      </w:r>
+      <w:r>
+        <w:t xml:space="preserve"> </w:t>
+      </w:r>
+      <w:r>
+        <w:rPr>
+          <w:rStyle w:val="VerbatimChar"/>
+        </w:rPr>
+        <w:t xml:space="preserve">grf_density</w:t>
+      </w:r>
+      <w:r>
+        <w:t xml:space="preserve">, and</w:t>
+      </w:r>
+      <w:r>
+        <w:t xml:space="preserve"> </w:t>
+      </w:r>
+      <w:r>
+        <w:rPr>
+          <w:rStyle w:val="VerbatimChar"/>
+        </w:rPr>
+        <w:t xml:space="preserve">grf_histogram</w:t>
+      </w:r>
+      <w:r>
+        <w:t xml:space="preserve">, and finally explore specialized examples such as radar charts, grouped bars, stacked bars, and time-series plots.</w:t>
       </w:r>
     </w:p>
     <w:p>

--- a/examples/graphics/doc/README.docx
+++ b/examples/graphics/doc/README.docx
@@ -2,7 +2,7 @@
 <file path=word/document.xml><?xml version="1.0" encoding="utf-8"?>
 <w:document xmlns:w="http://schemas.openxmlformats.org/wordprocessingml/2006/main" xmlns:m="http://schemas.openxmlformats.org/officeDocument/2006/math" xmlns:r="http://schemas.openxmlformats.org/officeDocument/2006/relationships" xmlns:o="urn:schemas-microsoft-com:office:office" xmlns:v="urn:schemas-microsoft-com:vml" xmlns:w10="urn:schemas-microsoft-com:office:word" xmlns:a="http://schemas.openxmlformats.org/drawingml/2006/main" xmlns:pic="http://schemas.openxmlformats.org/drawingml/2006/picture" xmlns:wp="http://schemas.openxmlformats.org/drawingml/2006/wordprocessingDrawing">
   <w:body>
-    <w:bookmarkStart w:id="37" w:name="graphics-examples"/>
+    <w:bookmarkStart w:id="42" w:name="graphics-examples"/>
     <w:p>
       <w:pPr>
         <w:pStyle w:val="Heading1"/>
@@ -16,34 +16,7 @@
         <w:pStyle w:val="FirstParagraph"/>
       </w:pPr>
       <w:r>
-        <w:t xml:space="preserve">This section gathers visualization examples built with</w:t>
-      </w:r>
-      <w:r>
-        <w:t xml:space="preserve"> </w:t>
-      </w:r>
-      <w:r>
-        <w:rPr>
-          <w:rStyle w:val="VerbatimChar"/>
-        </w:rPr>
-        <w:t xml:space="preserve">ggplot2</w:t>
-      </w:r>
-      <w:r>
-        <w:t xml:space="preserve"> </w:t>
-      </w:r>
-      <w:r>
-        <w:t xml:space="preserve">and the graphic helpers available in</w:t>
-      </w:r>
-      <w:r>
-        <w:t xml:space="preserve"> </w:t>
-      </w:r>
-      <w:r>
-        <w:rPr>
-          <w:rStyle w:val="VerbatimChar"/>
-        </w:rPr>
-        <w:t xml:space="preserve">daltoolbox</w:t>
-      </w:r>
-      <w:r>
-        <w:t xml:space="preserve">. The objective is to help readers quickly understand how to create common analytical charts for summarization, comparison, distribution analysis, and time series inspection.</w:t>
+        <w:t xml:space="preserve">This section now groups plots by analytical question instead of by helper name. That makes the collection easier to navigate when the reader is thinking in terms of what needs to be communicated: comparison, distribution, relationships, time series, or export.</w:t>
       </w:r>
     </w:p>
     <w:p>
@@ -51,87 +24,24 @@
         <w:pStyle w:val="BodyText"/>
       </w:pPr>
       <w:r>
-        <w:t xml:space="preserve">These examples are useful both as ready-to-use plotting recipes and as a guide to the visual side of an Experiment Line. They can be read independently, but they also complement the modeling examples by showing how to summarize data and communicate results.</w:t>
-      </w:r>
-    </w:p>
-    <w:p>
-      <w:pPr>
-        <w:pStyle w:val="BodyText"/>
-      </w:pPr>
-      <w:r>
-        <w:t xml:space="preserve">If you are looking for a gradual reading path, start with</w:t>
-      </w:r>
-      <w:r>
-        <w:t xml:space="preserve"> </w:t>
-      </w:r>
-      <w:r>
-        <w:rPr>
-          <w:rStyle w:val="VerbatimChar"/>
-        </w:rPr>
-        <w:t xml:space="preserve">grf_bar</w:t>
-      </w:r>
-      <w:r>
-        <w:t xml:space="preserve">,</w:t>
-      </w:r>
-      <w:r>
-        <w:t xml:space="preserve"> </w:t>
-      </w:r>
-      <w:r>
-        <w:rPr>
-          <w:rStyle w:val="VerbatimChar"/>
-        </w:rPr>
-        <w:t xml:space="preserve">grf_points</w:t>
-      </w:r>
-      <w:r>
-        <w:t xml:space="preserve">, and</w:t>
-      </w:r>
-      <w:r>
-        <w:t xml:space="preserve"> </w:t>
-      </w:r>
-      <w:r>
-        <w:rPr>
-          <w:rStyle w:val="VerbatimChar"/>
-        </w:rPr>
-        <w:t xml:space="preserve">grf_scatter</w:t>
-      </w:r>
-      <w:r>
-        <w:t xml:space="preserve">, then move to distribution-oriented charts such as</w:t>
-      </w:r>
-      <w:r>
-        <w:t xml:space="preserve"> </w:t>
-      </w:r>
-      <w:r>
-        <w:rPr>
-          <w:rStyle w:val="VerbatimChar"/>
-        </w:rPr>
-        <w:t xml:space="preserve">grf_boxplot</w:t>
-      </w:r>
-      <w:r>
-        <w:t xml:space="preserve">,</w:t>
-      </w:r>
-      <w:r>
-        <w:t xml:space="preserve"> </w:t>
-      </w:r>
-      <w:r>
-        <w:rPr>
-          <w:rStyle w:val="VerbatimChar"/>
-        </w:rPr>
-        <w:t xml:space="preserve">grf_density</w:t>
-      </w:r>
-      <w:r>
-        <w:t xml:space="preserve">, and</w:t>
-      </w:r>
-      <w:r>
-        <w:t xml:space="preserve"> </w:t>
-      </w:r>
-      <w:r>
-        <w:rPr>
-          <w:rStyle w:val="VerbatimChar"/>
-        </w:rPr>
-        <w:t xml:space="preserve">grf_histogram</w:t>
-      </w:r>
-      <w:r>
-        <w:t xml:space="preserve">, and finally explore specialized examples such as radar charts, grouped bars, stacked bars, and time-series plots.</w:t>
+        <w:t xml:space="preserve">For learning purposes, each group below can be read as a small visual toolkit for a particular type of analytical statement.</w:t>
+      </w:r>
+    </w:p>
+    <w:bookmarkStart w:id="27" w:name="category-comparison"/>
+    <w:p>
+      <w:pPr>
+        <w:pStyle w:val="Heading2"/>
+      </w:pPr>
+      <w:r>
+        <w:t xml:space="preserve">Category Comparison</w:t>
+      </w:r>
+    </w:p>
+    <w:p>
+      <w:pPr>
+        <w:pStyle w:val="FirstParagraph"/>
+      </w:pPr>
+      <w:r>
+        <w:t xml:space="preserve">These charts are useful when the main goal is to compare categories, summarize aggregates, or show composition.</w:t>
       </w:r>
     </w:p>
     <w:p>
@@ -147,26 +57,14 @@
           <w:rPr>
             <w:rStyle w:val="Hyperlink"/>
           </w:rPr>
-          <w:t xml:space="preserve">grf_bar_error.md</w:t>
+          <w:t xml:space="preserve">01-comparison-bar.md</w:t>
         </w:r>
       </w:hyperlink>
       <w:r>
         <w:t xml:space="preserve"> </w:t>
       </w:r>
       <w:r>
-        <w:t xml:space="preserve">— Bars with error bars: add uncertainty/variability (e.g., standard deviation) to bars using</w:t>
-      </w:r>
-      <w:r>
-        <w:t xml:space="preserve"> </w:t>
-      </w:r>
-      <w:r>
-        <w:rPr>
-          <w:rStyle w:val="VerbatimChar"/>
-        </w:rPr>
-        <w:t xml:space="preserve">geom_errorbar()</w:t>
-      </w:r>
-      <w:r>
-        <w:t xml:space="preserve">.</w:t>
+        <w:t xml:space="preserve">- Bar: compares aggregated values by categories. Useful for means, counts, and totals by group.</w:t>
       </w:r>
     </w:p>
     <w:p>
@@ -182,14 +80,26 @@
           <w:rPr>
             <w:rStyle w:val="Hyperlink"/>
           </w:rPr>
-          <w:t xml:space="preserve">grf_bar.md</w:t>
+          <w:t xml:space="preserve">02-comparison-bar-with-error.md</w:t>
         </w:r>
       </w:hyperlink>
       <w:r>
         <w:t xml:space="preserve"> </w:t>
       </w:r>
       <w:r>
-        <w:t xml:space="preserve">— Bar: compares aggregated values by categories. Useful for means, counts, and totals by group.</w:t>
+        <w:t xml:space="preserve">- Bars with error bars: add uncertainty/variability (e.g., standard deviation) to bars using</w:t>
+      </w:r>
+      <w:r>
+        <w:t xml:space="preserve"> </w:t>
+      </w:r>
+      <w:r>
+        <w:rPr>
+          <w:rStyle w:val="VerbatimChar"/>
+        </w:rPr>
+        <w:t xml:space="preserve">geom_errorbar()</w:t>
+      </w:r>
+      <w:r>
+        <w:t xml:space="preserve">.</w:t>
       </w:r>
     </w:p>
     <w:p>
@@ -205,14 +115,14 @@
           <w:rPr>
             <w:rStyle w:val="Hyperlink"/>
           </w:rPr>
-          <w:t xml:space="preserve">grf_boxplot.md</w:t>
+          <w:t xml:space="preserve">03-comparison-grouped-bar.md</w:t>
         </w:r>
       </w:hyperlink>
       <w:r>
         <w:t xml:space="preserve"> </w:t>
       </w:r>
       <w:r>
-        <w:t xml:space="preserve">— Boxplot: summarizes distribution via quartiles and highlights outliers; comparable across groups.</w:t>
+        <w:t xml:space="preserve">- Grouped bars: compares multiple measures per category, displaying side-by-side bars.</w:t>
       </w:r>
     </w:p>
     <w:p>
@@ -228,14 +138,14 @@
           <w:rPr>
             <w:rStyle w:val="Hyperlink"/>
           </w:rPr>
-          <w:t xml:space="preserve">grf_density.md</w:t>
+          <w:t xml:space="preserve">04-comparison-stacked-bar.md</w:t>
         </w:r>
       </w:hyperlink>
       <w:r>
         <w:t xml:space="preserve"> </w:t>
       </w:r>
       <w:r>
-        <w:t xml:space="preserve">— Density (kernel density): smoothed version of the histogram for continuous variables; highlights distribution shapes.</w:t>
+        <w:t xml:space="preserve">- Stacked bars: shows each category’s composition by summing groups; useful for cumulative proportions.</w:t>
       </w:r>
     </w:p>
     <w:p>
@@ -251,14 +161,14 @@
           <w:rPr>
             <w:rStyle w:val="Hyperlink"/>
           </w:rPr>
-          <w:t xml:space="preserve">grf_grouped_bar.md</w:t>
+          <w:t xml:space="preserve">05-comparison-lollipop.md</w:t>
         </w:r>
       </w:hyperlink>
       <w:r>
         <w:t xml:space="preserve"> </w:t>
       </w:r>
       <w:r>
-        <w:t xml:space="preserve">— Grouped bars: compares multiple measures per category, displaying side-by-side bars.</w:t>
+        <w:t xml:space="preserve">- Lollipop: alternative to bars, emphasizes values with a marker and a stem; lighter visual for comparisons.</w:t>
       </w:r>
     </w:p>
     <w:p>
@@ -274,14 +184,14 @@
           <w:rPr>
             <w:rStyle w:val="Hyperlink"/>
           </w:rPr>
-          <w:t xml:space="preserve">grf_histogram.md</w:t>
+          <w:t xml:space="preserve">06-proportion-pie.md</w:t>
         </w:r>
       </w:hyperlink>
       <w:r>
         <w:t xml:space="preserve"> </w:t>
       </w:r>
       <w:r>
-        <w:t xml:space="preserve">— Histogram: distributes observations into bins along the x-axis; useful to visualize frequency and skewness.</w:t>
+        <w:t xml:space="preserve">- Pie: represents proportions of a total. Use sparingly and with few categories when angles are easy to compare.</w:t>
       </w:r>
     </w:p>
     <w:p>
@@ -297,14 +207,32 @@
           <w:rPr>
             <w:rStyle w:val="Hyperlink"/>
           </w:rPr>
-          <w:t xml:space="preserve">grf_lollipop.md</w:t>
+          <w:t xml:space="preserve">07-profile-radar.md</w:t>
         </w:r>
       </w:hyperlink>
       <w:r>
         <w:t xml:space="preserve"> </w:t>
       </w:r>
       <w:r>
-        <w:t xml:space="preserve">— Lollipop: alternative to bars, emphasizes values with a marker and a stem; lighter visual for comparisons.</w:t>
+        <w:t xml:space="preserve">- Radar: displays multiple numeric variables on radial axes from a common origin; useful for comparative profiles.</w:t>
+      </w:r>
+    </w:p>
+    <w:bookmarkEnd w:id="27"/>
+    <w:bookmarkStart w:id="31" w:name="distribution-analysis"/>
+    <w:p>
+      <w:pPr>
+        <w:pStyle w:val="Heading2"/>
+      </w:pPr>
+      <w:r>
+        <w:t xml:space="preserve">Distribution Analysis</w:t>
+      </w:r>
+    </w:p>
+    <w:p>
+      <w:pPr>
+        <w:pStyle w:val="FirstParagraph"/>
+      </w:pPr>
+      <w:r>
+        <w:t xml:space="preserve">These plots are useful when the reader wants to inspect spread, skewness, outliers, or the overall shape of a numeric variable.</w:t>
       </w:r>
     </w:p>
     <w:p>
@@ -312,30 +240,7 @@
         <w:pStyle w:val="Compact"/>
         <w:numPr>
           <w:ilvl w:val="0"/>
-          <w:numId w:val="1001"/>
-        </w:numPr>
-      </w:pPr>
-      <w:hyperlink r:id="rId27">
-        <w:r>
-          <w:rPr>
-            <w:rStyle w:val="Hyperlink"/>
-          </w:rPr>
-          <w:t xml:space="preserve">grf_pie.md</w:t>
-        </w:r>
-      </w:hyperlink>
-      <w:r>
-        <w:t xml:space="preserve"> </w:t>
-      </w:r>
-      <w:r>
-        <w:t xml:space="preserve">— Pie: represents proportions of a total. Use sparingly and with few categories when angles are easy to compare.</w:t>
-      </w:r>
-    </w:p>
-    <w:p>
-      <w:pPr>
-        <w:pStyle w:val="Compact"/>
-        <w:numPr>
-          <w:ilvl w:val="0"/>
-          <w:numId w:val="1001"/>
+          <w:numId w:val="1002"/>
         </w:numPr>
       </w:pPr>
       <w:hyperlink r:id="rId28">
@@ -343,14 +248,14 @@
           <w:rPr>
             <w:rStyle w:val="Hyperlink"/>
           </w:rPr>
-          <w:t xml:space="preserve">grf_points.md</w:t>
+          <w:t xml:space="preserve">08-distribution-histogram.md</w:t>
         </w:r>
       </w:hyperlink>
       <w:r>
         <w:t xml:space="preserve"> </w:t>
       </w:r>
       <w:r>
-        <w:t xml:space="preserve">— Points: similar to series, but without connecting lines; good to highlight discrete observations.</w:t>
+        <w:t xml:space="preserve">- Histogram: distributes observations into bins along the x-axis; useful to visualize frequency and skewness.</w:t>
       </w:r>
     </w:p>
     <w:p>
@@ -358,7 +263,7 @@
         <w:pStyle w:val="Compact"/>
         <w:numPr>
           <w:ilvl w:val="0"/>
-          <w:numId w:val="1001"/>
+          <w:numId w:val="1002"/>
         </w:numPr>
       </w:pPr>
       <w:hyperlink r:id="rId29">
@@ -366,14 +271,14 @@
           <w:rPr>
             <w:rStyle w:val="Hyperlink"/>
           </w:rPr>
-          <w:t xml:space="preserve">grf_radar.md</w:t>
+          <w:t xml:space="preserve">09-distribution-density.md</w:t>
         </w:r>
       </w:hyperlink>
       <w:r>
         <w:t xml:space="preserve"> </w:t>
       </w:r>
       <w:r>
-        <w:t xml:space="preserve">— Radar: displays multiple numeric variables on radial axes from a common origin; useful for comparative profiles.</w:t>
+        <w:t xml:space="preserve">- Density (kernel density): smoothed version of the histogram for continuous variables; highlights distribution shapes.</w:t>
       </w:r>
     </w:p>
     <w:p>
@@ -381,7 +286,7 @@
         <w:pStyle w:val="Compact"/>
         <w:numPr>
           <w:ilvl w:val="0"/>
-          <w:numId w:val="1001"/>
+          <w:numId w:val="1002"/>
         </w:numPr>
       </w:pPr>
       <w:hyperlink r:id="rId30">
@@ -389,53 +294,32 @@
           <w:rPr>
             <w:rStyle w:val="Hyperlink"/>
           </w:rPr>
-          <w:t xml:space="preserve">grf_save_jpg.md</w:t>
+          <w:t xml:space="preserve">10-distribution-boxplot.md</w:t>
         </w:r>
       </w:hyperlink>
       <w:r>
         <w:t xml:space="preserve"> </w:t>
       </w:r>
       <w:r>
-        <w:t xml:space="preserve">— Chart saving: example of exporting with</w:t>
-      </w:r>
-      <w:r>
-        <w:t xml:space="preserve"> </w:t>
-      </w:r>
-      <w:r>
-        <w:rPr>
-          <w:rStyle w:val="VerbatimChar"/>
-        </w:rPr>
-        <w:t xml:space="preserve">jpeg()</w:t>
-      </w:r>
-      <w:r>
-        <w:t xml:space="preserve">/</w:t>
-      </w:r>
-      <w:r>
-        <w:rPr>
-          <w:rStyle w:val="VerbatimChar"/>
-        </w:rPr>
-        <w:t xml:space="preserve">dev.off()</w:t>
-      </w:r>
-      <w:r>
-        <w:t xml:space="preserve"> </w:t>
-      </w:r>
-      <w:r>
-        <w:t xml:space="preserve">and</w:t>
-      </w:r>
-      <w:r>
-        <w:t xml:space="preserve"> </w:t>
-      </w:r>
-      <w:r>
-        <w:rPr>
-          <w:rStyle w:val="VerbatimChar"/>
-        </w:rPr>
-        <w:t xml:space="preserve">ggsave()</w:t>
-      </w:r>
-      <w:r>
-        <w:t xml:space="preserve"> </w:t>
-      </w:r>
-      <w:r>
-        <w:t xml:space="preserve">to image files.</w:t>
+        <w:t xml:space="preserve">- Boxplot: summarizes distribution via quartiles and highlights outliers; comparable across groups.</w:t>
+      </w:r>
+    </w:p>
+    <w:bookmarkEnd w:id="31"/>
+    <w:bookmarkStart w:id="34" w:name="relationships-between-variables"/>
+    <w:p>
+      <w:pPr>
+        <w:pStyle w:val="Heading2"/>
+      </w:pPr>
+      <w:r>
+        <w:t xml:space="preserve">Relationships Between Variables</w:t>
+      </w:r>
+    </w:p>
+    <w:p>
+      <w:pPr>
+        <w:pStyle w:val="FirstParagraph"/>
+      </w:pPr>
+      <w:r>
+        <w:t xml:space="preserve">These plots help investigate association, overlap, and separation among variables or groups.</w:t>
       </w:r>
     </w:p>
     <w:p>
@@ -443,45 +327,7 @@
         <w:pStyle w:val="Compact"/>
         <w:numPr>
           <w:ilvl w:val="0"/>
-          <w:numId w:val="1001"/>
-        </w:numPr>
-      </w:pPr>
-      <w:hyperlink r:id="rId31">
-        <w:r>
-          <w:rPr>
-            <w:rStyle w:val="Hyperlink"/>
-          </w:rPr>
-          <w:t xml:space="preserve">grf_save_pdf.md</w:t>
-        </w:r>
-      </w:hyperlink>
-      <w:r>
-        <w:t xml:space="preserve"> </w:t>
-      </w:r>
-      <w:r>
-        <w:t xml:space="preserve">— Chart saving: example of exporting with</w:t>
-      </w:r>
-      <w:r>
-        <w:t xml:space="preserve"> </w:t>
-      </w:r>
-      <w:r>
-        <w:rPr>
-          <w:rStyle w:val="VerbatimChar"/>
-        </w:rPr>
-        <w:t xml:space="preserve">ggsave()</w:t>
-      </w:r>
-      <w:r>
-        <w:t xml:space="preserve"> </w:t>
-      </w:r>
-      <w:r>
-        <w:t xml:space="preserve">to PDF, controlling dimensions and units.</w:t>
-      </w:r>
-    </w:p>
-    <w:p>
-      <w:pPr>
-        <w:pStyle w:val="Compact"/>
-        <w:numPr>
-          <w:ilvl w:val="0"/>
-          <w:numId w:val="1001"/>
+          <w:numId w:val="1003"/>
         </w:numPr>
       </w:pPr>
       <w:hyperlink r:id="rId32">
@@ -489,14 +335,14 @@
           <w:rPr>
             <w:rStyle w:val="Hyperlink"/>
           </w:rPr>
-          <w:t xml:space="preserve">grf_scatter.md</w:t>
+          <w:t xml:space="preserve">11-relationship-scatter.md</w:t>
         </w:r>
       </w:hyperlink>
       <w:r>
         <w:t xml:space="preserve"> </w:t>
       </w:r>
       <w:r>
-        <w:t xml:space="preserve">— Scatter: assesses the relationship between two numeric variables, with optional coloring by group/category.</w:t>
+        <w:t xml:space="preserve">- Scatter: assesses the relationship between two numeric variables, with optional coloring by group/category.</w:t>
       </w:r>
     </w:p>
     <w:p>
@@ -504,7 +350,7 @@
         <w:pStyle w:val="Compact"/>
         <w:numPr>
           <w:ilvl w:val="0"/>
-          <w:numId w:val="1001"/>
+          <w:numId w:val="1003"/>
         </w:numPr>
       </w:pPr>
       <w:hyperlink r:id="rId33">
@@ -512,14 +358,32 @@
           <w:rPr>
             <w:rStyle w:val="Hyperlink"/>
           </w:rPr>
-          <w:t xml:space="preserve">grf_series.md</w:t>
+          <w:t xml:space="preserve">12-relationship-points.md</w:t>
         </w:r>
       </w:hyperlink>
       <w:r>
         <w:t xml:space="preserve"> </w:t>
       </w:r>
       <w:r>
-        <w:t xml:space="preserve">— Time series (lines): points connected by segments; highlights trend and seasonality over time/ordered axis.</w:t>
+        <w:t xml:space="preserve">- Points: similar to series, but without connecting lines; good to highlight discrete observations.</w:t>
+      </w:r>
+    </w:p>
+    <w:bookmarkEnd w:id="34"/>
+    <w:bookmarkStart w:id="38" w:name="time-oriented-views"/>
+    <w:p>
+      <w:pPr>
+        <w:pStyle w:val="Heading2"/>
+      </w:pPr>
+      <w:r>
+        <w:t xml:space="preserve">Time-Oriented Views</w:t>
+      </w:r>
+    </w:p>
+    <w:p>
+      <w:pPr>
+        <w:pStyle w:val="FirstParagraph"/>
+      </w:pPr>
+      <w:r>
+        <w:t xml:space="preserve">These examples are useful for ordered or temporal data, where sequence matters as much as value.</w:t>
       </w:r>
     </w:p>
     <w:p>
@@ -527,30 +391,7 @@
         <w:pStyle w:val="Compact"/>
         <w:numPr>
           <w:ilvl w:val="0"/>
-          <w:numId w:val="1001"/>
-        </w:numPr>
-      </w:pPr>
-      <w:hyperlink r:id="rId34">
-        <w:r>
-          <w:rPr>
-            <w:rStyle w:val="Hyperlink"/>
-          </w:rPr>
-          <w:t xml:space="preserve">grf_stacked_bar.md</w:t>
-        </w:r>
-      </w:hyperlink>
-      <w:r>
-        <w:t xml:space="preserve"> </w:t>
-      </w:r>
-      <w:r>
-        <w:t xml:space="preserve">— Stacked bars: shows each category’s composition by summing groups; useful for cumulative proportions.</w:t>
-      </w:r>
-    </w:p>
-    <w:p>
-      <w:pPr>
-        <w:pStyle w:val="Compact"/>
-        <w:numPr>
-          <w:ilvl w:val="0"/>
-          <w:numId w:val="1001"/>
+          <w:numId w:val="1004"/>
         </w:numPr>
       </w:pPr>
       <w:hyperlink r:id="rId35">
@@ -558,14 +399,14 @@
           <w:rPr>
             <w:rStyle w:val="Hyperlink"/>
           </w:rPr>
-          <w:t xml:space="preserve">grf_ts_pred.md</w:t>
+          <w:t xml:space="preserve">13-time-series-lines.md</w:t>
         </w:r>
       </w:hyperlink>
       <w:r>
         <w:t xml:space="preserve"> </w:t>
       </w:r>
       <w:r>
-        <w:t xml:space="preserve">— Time series with fit and forecast: shows observed values, model fit, and forecast horizon for visual comparison.</w:t>
+        <w:t xml:space="preserve">- Time series (lines): points connected by segments; highlights trend and seasonality over time/ordered axis.</w:t>
       </w:r>
     </w:p>
     <w:p>
@@ -573,7 +414,7 @@
         <w:pStyle w:val="Compact"/>
         <w:numPr>
           <w:ilvl w:val="0"/>
-          <w:numId w:val="1001"/>
+          <w:numId w:val="1004"/>
         </w:numPr>
       </w:pPr>
       <w:hyperlink r:id="rId36">
@@ -581,17 +422,159 @@
           <w:rPr>
             <w:rStyle w:val="Hyperlink"/>
           </w:rPr>
-          <w:t xml:space="preserve">grf_ts.md</w:t>
+          <w:t xml:space="preserve">14-time-series-basic.md</w:t>
         </w:r>
       </w:hyperlink>
       <w:r>
         <w:t xml:space="preserve"> </w:t>
       </w:r>
       <w:r>
-        <w:t xml:space="preserve">— Simple time series: exploratory visualization of a temporal vector with ordered x-axis and y values.</w:t>
-      </w:r>
-    </w:p>
-    <w:bookmarkEnd w:id="37"/>
+        <w:t xml:space="preserve">- Simple time series: exploratory visualization of a temporal vector with ordered x-axis and y values.</w:t>
+      </w:r>
+    </w:p>
+    <w:p>
+      <w:pPr>
+        <w:pStyle w:val="Compact"/>
+        <w:numPr>
+          <w:ilvl w:val="0"/>
+          <w:numId w:val="1004"/>
+        </w:numPr>
+      </w:pPr>
+      <w:hyperlink r:id="rId37">
+        <w:r>
+          <w:rPr>
+            <w:rStyle w:val="Hyperlink"/>
+          </w:rPr>
+          <w:t xml:space="preserve">15-time-series-forecast.md</w:t>
+        </w:r>
+      </w:hyperlink>
+      <w:r>
+        <w:t xml:space="preserve"> </w:t>
+      </w:r>
+      <w:r>
+        <w:t xml:space="preserve">- Time series with fit and forecast: shows observed values, model fit, and forecast horizon for visual comparison.</w:t>
+      </w:r>
+    </w:p>
+    <w:bookmarkEnd w:id="38"/>
+    <w:bookmarkStart w:id="41" w:name="export-and-delivery"/>
+    <w:p>
+      <w:pPr>
+        <w:pStyle w:val="Heading2"/>
+      </w:pPr>
+      <w:r>
+        <w:t xml:space="preserve">Export and Delivery</w:t>
+      </w:r>
+    </w:p>
+    <w:p>
+      <w:pPr>
+        <w:pStyle w:val="FirstParagraph"/>
+      </w:pPr>
+      <w:r>
+        <w:t xml:space="preserve">These final examples focus on saving figures so they can be used in reports, slides, or publications.</w:t>
+      </w:r>
+    </w:p>
+    <w:p>
+      <w:pPr>
+        <w:pStyle w:val="Compact"/>
+        <w:numPr>
+          <w:ilvl w:val="0"/>
+          <w:numId w:val="1005"/>
+        </w:numPr>
+      </w:pPr>
+      <w:hyperlink r:id="rId39">
+        <w:r>
+          <w:rPr>
+            <w:rStyle w:val="Hyperlink"/>
+          </w:rPr>
+          <w:t xml:space="preserve">16-export-save-pdf.md</w:t>
+        </w:r>
+      </w:hyperlink>
+      <w:r>
+        <w:t xml:space="preserve"> </w:t>
+      </w:r>
+      <w:r>
+        <w:t xml:space="preserve">- Chart saving: example of exporting with</w:t>
+      </w:r>
+      <w:r>
+        <w:t xml:space="preserve"> </w:t>
+      </w:r>
+      <w:r>
+        <w:rPr>
+          <w:rStyle w:val="VerbatimChar"/>
+        </w:rPr>
+        <w:t xml:space="preserve">ggsave()</w:t>
+      </w:r>
+      <w:r>
+        <w:t xml:space="preserve"> </w:t>
+      </w:r>
+      <w:r>
+        <w:t xml:space="preserve">to PDF, controlling dimensions and units.</w:t>
+      </w:r>
+    </w:p>
+    <w:p>
+      <w:pPr>
+        <w:pStyle w:val="Compact"/>
+        <w:numPr>
+          <w:ilvl w:val="0"/>
+          <w:numId w:val="1005"/>
+        </w:numPr>
+      </w:pPr>
+      <w:hyperlink r:id="rId40">
+        <w:r>
+          <w:rPr>
+            <w:rStyle w:val="Hyperlink"/>
+          </w:rPr>
+          <w:t xml:space="preserve">17-export-save-jpg.md</w:t>
+        </w:r>
+      </w:hyperlink>
+      <w:r>
+        <w:t xml:space="preserve"> </w:t>
+      </w:r>
+      <w:r>
+        <w:t xml:space="preserve">- Chart saving: example of exporting with</w:t>
+      </w:r>
+      <w:r>
+        <w:t xml:space="preserve"> </w:t>
+      </w:r>
+      <w:r>
+        <w:rPr>
+          <w:rStyle w:val="VerbatimChar"/>
+        </w:rPr>
+        <w:t xml:space="preserve">jpeg()</w:t>
+      </w:r>
+      <w:r>
+        <w:t xml:space="preserve">/</w:t>
+      </w:r>
+      <w:r>
+        <w:rPr>
+          <w:rStyle w:val="VerbatimChar"/>
+        </w:rPr>
+        <w:t xml:space="preserve">dev.off()</w:t>
+      </w:r>
+      <w:r>
+        <w:t xml:space="preserve"> </w:t>
+      </w:r>
+      <w:r>
+        <w:t xml:space="preserve">and</w:t>
+      </w:r>
+      <w:r>
+        <w:t xml:space="preserve"> </w:t>
+      </w:r>
+      <w:r>
+        <w:rPr>
+          <w:rStyle w:val="VerbatimChar"/>
+        </w:rPr>
+        <w:t xml:space="preserve">ggsave()</w:t>
+      </w:r>
+      <w:r>
+        <w:t xml:space="preserve"> </w:t>
+      </w:r>
+      <w:r>
+        <w:t xml:space="preserve">to image files.</w:t>
+      </w:r>
+    </w:p>
+    <w:bookmarkEnd w:id="41"/>
+    <w:bookmarkEnd w:id="42"/>
     <w:sectPr>
       <w:footnotePr>
         <w:numRestart w:val="eachSect"/>
@@ -809,6 +792,18 @@
     <w:abstractNumId w:val="990"/>
   </w:num>
   <w:num w:numId="1001">
+    <w:abstractNumId w:val="991"/>
+  </w:num>
+  <w:num w:numId="1002">
+    <w:abstractNumId w:val="991"/>
+  </w:num>
+  <w:num w:numId="1003">
+    <w:abstractNumId w:val="991"/>
+  </w:num>
+  <w:num w:numId="1004">
+    <w:abstractNumId w:val="991"/>
+  </w:num>
+  <w:num w:numId="1005">
     <w:abstractNumId w:val="991"/>
   </w:num>
 </w:numbering>

--- a/examples/graphics/doc/README.docx
+++ b/examples/graphics/doc/README.docx
@@ -2,7 +2,7 @@
 <file path=word/document.xml><?xml version="1.0" encoding="utf-8"?>
 <w:document xmlns:w="http://schemas.openxmlformats.org/wordprocessingml/2006/main" xmlns:m="http://schemas.openxmlformats.org/officeDocument/2006/math" xmlns:r="http://schemas.openxmlformats.org/officeDocument/2006/relationships" xmlns:o="urn:schemas-microsoft-com:office:office" xmlns:v="urn:schemas-microsoft-com:vml" xmlns:w10="urn:schemas-microsoft-com:office:word" xmlns:a="http://schemas.openxmlformats.org/drawingml/2006/main" xmlns:pic="http://schemas.openxmlformats.org/drawingml/2006/picture" xmlns:wp="http://schemas.openxmlformats.org/drawingml/2006/wordprocessingDrawing">
   <w:body>
-    <w:bookmarkStart w:id="42" w:name="graphics-examples"/>
+    <w:bookmarkStart w:id="31" w:name="graphics-examples"/>
     <w:p>
       <w:pPr>
         <w:pStyle w:val="Heading1"/>
@@ -27,7 +27,7 @@
         <w:t xml:space="preserve">For learning purposes, each group below can be read as a small visual toolkit for a particular type of analytical statement.</w:t>
       </w:r>
     </w:p>
-    <w:bookmarkStart w:id="27" w:name="category-comparison"/>
+    <w:bookmarkStart w:id="16" w:name="category-comparison"/>
     <w:p>
       <w:pPr>
         <w:pStyle w:val="Heading2"/>
@@ -52,7 +52,7 @@
           <w:numId w:val="1001"/>
         </w:numPr>
       </w:pPr>
-      <w:hyperlink r:id="rId20">
+      <w:hyperlink r:id="rId9">
         <w:r>
           <w:rPr>
             <w:rStyle w:val="Hyperlink"/>
@@ -75,7 +75,7 @@
           <w:numId w:val="1001"/>
         </w:numPr>
       </w:pPr>
-      <w:hyperlink r:id="rId21">
+      <w:hyperlink r:id="rId10">
         <w:r>
           <w:rPr>
             <w:rStyle w:val="Hyperlink"/>
@@ -110,7 +110,7 @@
           <w:numId w:val="1001"/>
         </w:numPr>
       </w:pPr>
-      <w:hyperlink r:id="rId22">
+      <w:hyperlink r:id="rId11">
         <w:r>
           <w:rPr>
             <w:rStyle w:val="Hyperlink"/>
@@ -133,7 +133,7 @@
           <w:numId w:val="1001"/>
         </w:numPr>
       </w:pPr>
-      <w:hyperlink r:id="rId23">
+      <w:hyperlink r:id="rId12">
         <w:r>
           <w:rPr>
             <w:rStyle w:val="Hyperlink"/>
@@ -156,7 +156,7 @@
           <w:numId w:val="1001"/>
         </w:numPr>
       </w:pPr>
-      <w:hyperlink r:id="rId24">
+      <w:hyperlink r:id="rId13">
         <w:r>
           <w:rPr>
             <w:rStyle w:val="Hyperlink"/>
@@ -179,7 +179,7 @@
           <w:numId w:val="1001"/>
         </w:numPr>
       </w:pPr>
-      <w:hyperlink r:id="rId25">
+      <w:hyperlink r:id="rId14">
         <w:r>
           <w:rPr>
             <w:rStyle w:val="Hyperlink"/>
@@ -202,7 +202,7 @@
           <w:numId w:val="1001"/>
         </w:numPr>
       </w:pPr>
-      <w:hyperlink r:id="rId26">
+      <w:hyperlink r:id="rId15">
         <w:r>
           <w:rPr>
             <w:rStyle w:val="Hyperlink"/>
@@ -217,8 +217,8 @@
         <w:t xml:space="preserve">- Radar: displays multiple numeric variables on radial axes from a common origin; useful for comparative profiles.</w:t>
       </w:r>
     </w:p>
-    <w:bookmarkEnd w:id="27"/>
-    <w:bookmarkStart w:id="31" w:name="distribution-analysis"/>
+    <w:bookmarkEnd w:id="16"/>
+    <w:bookmarkStart w:id="20" w:name="distribution-analysis"/>
     <w:p>
       <w:pPr>
         <w:pStyle w:val="Heading2"/>
@@ -243,7 +243,7 @@
           <w:numId w:val="1002"/>
         </w:numPr>
       </w:pPr>
-      <w:hyperlink r:id="rId28">
+      <w:hyperlink r:id="rId17">
         <w:r>
           <w:rPr>
             <w:rStyle w:val="Hyperlink"/>
@@ -266,7 +266,7 @@
           <w:numId w:val="1002"/>
         </w:numPr>
       </w:pPr>
-      <w:hyperlink r:id="rId29">
+      <w:hyperlink r:id="rId18">
         <w:r>
           <w:rPr>
             <w:rStyle w:val="Hyperlink"/>
@@ -289,7 +289,7 @@
           <w:numId w:val="1002"/>
         </w:numPr>
       </w:pPr>
-      <w:hyperlink r:id="rId30">
+      <w:hyperlink r:id="rId19">
         <w:r>
           <w:rPr>
             <w:rStyle w:val="Hyperlink"/>
@@ -304,8 +304,8 @@
         <w:t xml:space="preserve">- Boxplot: summarizes distribution via quartiles and highlights outliers; comparable across groups.</w:t>
       </w:r>
     </w:p>
-    <w:bookmarkEnd w:id="31"/>
-    <w:bookmarkStart w:id="34" w:name="relationships-between-variables"/>
+    <w:bookmarkEnd w:id="20"/>
+    <w:bookmarkStart w:id="23" w:name="relationships-between-variables"/>
     <w:p>
       <w:pPr>
         <w:pStyle w:val="Heading2"/>
@@ -330,7 +330,7 @@
           <w:numId w:val="1003"/>
         </w:numPr>
       </w:pPr>
-      <w:hyperlink r:id="rId32">
+      <w:hyperlink r:id="rId21">
         <w:r>
           <w:rPr>
             <w:rStyle w:val="Hyperlink"/>
@@ -353,7 +353,7 @@
           <w:numId w:val="1003"/>
         </w:numPr>
       </w:pPr>
-      <w:hyperlink r:id="rId33">
+      <w:hyperlink r:id="rId22">
         <w:r>
           <w:rPr>
             <w:rStyle w:val="Hyperlink"/>
@@ -368,8 +368,8 @@
         <w:t xml:space="preserve">- Points: similar to series, but without connecting lines; good to highlight discrete observations.</w:t>
       </w:r>
     </w:p>
-    <w:bookmarkEnd w:id="34"/>
-    <w:bookmarkStart w:id="38" w:name="time-oriented-views"/>
+    <w:bookmarkEnd w:id="23"/>
+    <w:bookmarkStart w:id="27" w:name="time-oriented-views"/>
     <w:p>
       <w:pPr>
         <w:pStyle w:val="Heading2"/>
@@ -394,7 +394,7 @@
           <w:numId w:val="1004"/>
         </w:numPr>
       </w:pPr>
-      <w:hyperlink r:id="rId35">
+      <w:hyperlink r:id="rId24">
         <w:r>
           <w:rPr>
             <w:rStyle w:val="Hyperlink"/>
@@ -417,7 +417,7 @@
           <w:numId w:val="1004"/>
         </w:numPr>
       </w:pPr>
-      <w:hyperlink r:id="rId36">
+      <w:hyperlink r:id="rId25">
         <w:r>
           <w:rPr>
             <w:rStyle w:val="Hyperlink"/>
@@ -440,7 +440,7 @@
           <w:numId w:val="1004"/>
         </w:numPr>
       </w:pPr>
-      <w:hyperlink r:id="rId37">
+      <w:hyperlink r:id="rId26">
         <w:r>
           <w:rPr>
             <w:rStyle w:val="Hyperlink"/>
@@ -455,8 +455,8 @@
         <w:t xml:space="preserve">- Time series with fit and forecast: shows observed values, model fit, and forecast horizon for visual comparison.</w:t>
       </w:r>
     </w:p>
-    <w:bookmarkEnd w:id="38"/>
-    <w:bookmarkStart w:id="41" w:name="export-and-delivery"/>
+    <w:bookmarkEnd w:id="27"/>
+    <w:bookmarkStart w:id="30" w:name="export-and-delivery"/>
     <w:p>
       <w:pPr>
         <w:pStyle w:val="Heading2"/>
@@ -481,7 +481,7 @@
           <w:numId w:val="1005"/>
         </w:numPr>
       </w:pPr>
-      <w:hyperlink r:id="rId39">
+      <w:hyperlink r:id="rId28">
         <w:r>
           <w:rPr>
             <w:rStyle w:val="Hyperlink"/>
@@ -519,7 +519,7 @@
           <w:numId w:val="1005"/>
         </w:numPr>
       </w:pPr>
-      <w:hyperlink r:id="rId40">
+      <w:hyperlink r:id="rId29">
         <w:r>
           <w:rPr>
             <w:rStyle w:val="Hyperlink"/>
@@ -573,8 +573,8 @@
         <w:t xml:space="preserve">to image files.</w:t>
       </w:r>
     </w:p>
-    <w:bookmarkEnd w:id="41"/>
-    <w:bookmarkEnd w:id="42"/>
+    <w:bookmarkEnd w:id="30"/>
+    <w:bookmarkEnd w:id="31"/>
     <w:sectPr>
       <w:footnotePr>
         <w:numRestart w:val="eachSect"/>
@@ -814,10 +814,10 @@
   <w:docDefaults>
     <w:rPrDefault>
       <w:rPr>
-        <w:rFonts w:asciiTheme="minorHAnsi" w:cstheme="minorBidi" w:eastAsiaTheme="minorHAnsi" w:hAnsiTheme="minorHAnsi"/>
+        <w:rFonts w:asciiTheme="minorHAnsi" w:cstheme="minorBidi" w:eastAsiaTheme="minorEastAsia" w:hAnsiTheme="minorHAnsi"/>
         <w:sz w:val="24"/>
         <w:szCs w:val="24"/>
-        <w:lang w:bidi="ar-SA" w:eastAsia="en-US" w:val="en-US"/>
+        <w:lang w:bidi="ar-SA" w:eastAsia="zh-CN" w:val="en-US"/>
       </w:rPr>
     </w:rPrDefault>
     <w:pPrDefault>
@@ -1358,13 +1358,6 @@
       </w:tblCellMar>
     </w:tblPr>
     <w:tblStylePr w:type="firstRow">
-      <w:tblPr>
-        <w:jc w:val="left"/>
-        <w:tblInd w:type="dxa" w:w="0"/>
-      </w:tblPr>
-      <w:trPr>
-        <w:jc w:val="left"/>
-      </w:trPr>
       <w:tcPr>
         <w:tcBorders>
           <w:bottom w:val="single"/>

--- a/examples/graphics/doc/README.docx
+++ b/examples/graphics/doc/README.docx
@@ -2,7 +2,7 @@
 <file path=word/document.xml><?xml version="1.0" encoding="utf-8"?>
 <w:document xmlns:w="http://schemas.openxmlformats.org/wordprocessingml/2006/main" xmlns:m="http://schemas.openxmlformats.org/officeDocument/2006/math" xmlns:r="http://schemas.openxmlformats.org/officeDocument/2006/relationships" xmlns:o="urn:schemas-microsoft-com:office:office" xmlns:v="urn:schemas-microsoft-com:vml" xmlns:w10="urn:schemas-microsoft-com:office:word" xmlns:a="http://schemas.openxmlformats.org/drawingml/2006/main" xmlns:pic="http://schemas.openxmlformats.org/drawingml/2006/picture" xmlns:wp="http://schemas.openxmlformats.org/drawingml/2006/wordprocessingDrawing">
   <w:body>
-    <w:bookmarkStart w:id="31" w:name="graphics-examples"/>
+    <w:bookmarkStart w:id="39" w:name="graphics-examples"/>
     <w:p>
       <w:pPr>
         <w:pStyle w:val="Heading1"/>
@@ -16,7 +16,7 @@
         <w:pStyle w:val="FirstParagraph"/>
       </w:pPr>
       <w:r>
-        <w:t xml:space="preserve">This section now groups plots by analytical question instead of by helper name. That makes the collection easier to navigate when the reader is thinking in terms of what needs to be communicated: comparison, distribution, relationships, time series, or export.</w:t>
+        <w:t xml:space="preserve">This section groups plots by analytical question instead of by helper name. The numbering now uses semantic gaps so the reader can immediately see the transition from comparison charts to distribution views, relationship plots, time-oriented visuals, and export-focused examples.</w:t>
       </w:r>
     </w:p>
     <w:p>
@@ -24,7 +24,7 @@
         <w:pStyle w:val="BodyText"/>
       </w:pPr>
       <w:r>
-        <w:t xml:space="preserve">For learning purposes, each group below can be read as a small visual toolkit for a particular type of analytical statement.</w:t>
+        <w:t xml:space="preserve">For learning purposes, each block below can be read as a compact visual toolkit for a specific communication goal.</w:t>
       </w:r>
     </w:p>
     <w:bookmarkStart w:id="16" w:name="category-comparison"/>
@@ -64,7 +64,7 @@
         <w:t xml:space="preserve"> </w:t>
       </w:r>
       <w:r>
-        <w:t xml:space="preserve">- Bar: compares aggregated values by categories. Useful for means, counts, and totals by group.</w:t>
+        <w:t xml:space="preserve">- bar chart for aggregated values by category.</w:t>
       </w:r>
     </w:p>
     <w:p>
@@ -87,7 +87,7 @@
         <w:t xml:space="preserve"> </w:t>
       </w:r>
       <w:r>
-        <w:t xml:space="preserve">- Bars with error bars: add uncertainty/variability (e.g., standard deviation) to bars using</w:t>
+        <w:t xml:space="preserve">- bar chart with uncertainty or variability bands through</w:t>
       </w:r>
       <w:r>
         <w:t xml:space="preserve"> </w:t>
@@ -122,7 +122,7 @@
         <w:t xml:space="preserve"> </w:t>
       </w:r>
       <w:r>
-        <w:t xml:space="preserve">- Grouped bars: compares multiple measures per category, displaying side-by-side bars.</w:t>
+        <w:t xml:space="preserve">- grouped bars for side-by-side category comparisons.</w:t>
       </w:r>
     </w:p>
     <w:p>
@@ -145,7 +145,7 @@
         <w:t xml:space="preserve"> </w:t>
       </w:r>
       <w:r>
-        <w:t xml:space="preserve">- Stacked bars: shows each category’s composition by summing groups; useful for cumulative proportions.</w:t>
+        <w:t xml:space="preserve">- stacked bars for composition within each category.</w:t>
       </w:r>
     </w:p>
     <w:p>
@@ -168,7 +168,7 @@
         <w:t xml:space="preserve"> </w:t>
       </w:r>
       <w:r>
-        <w:t xml:space="preserve">- Lollipop: alternative to bars, emphasizes values with a marker and a stem; lighter visual for comparisons.</w:t>
+        <w:t xml:space="preserve">- lollipop chart as a lighter alternative to bars.</w:t>
       </w:r>
     </w:p>
     <w:p>
@@ -191,7 +191,7 @@
         <w:t xml:space="preserve"> </w:t>
       </w:r>
       <w:r>
-        <w:t xml:space="preserve">- Pie: represents proportions of a total. Use sparingly and with few categories when angles are easy to compare.</w:t>
+        <w:t xml:space="preserve">- pie chart for simple proportion summaries.</w:t>
       </w:r>
     </w:p>
     <w:p>
@@ -214,11 +214,11 @@
         <w:t xml:space="preserve"> </w:t>
       </w:r>
       <w:r>
-        <w:t xml:space="preserve">- Radar: displays multiple numeric variables on radial axes from a common origin; useful for comparative profiles.</w:t>
+        <w:t xml:space="preserve">- radar chart for multivariate profile comparison.</w:t>
       </w:r>
     </w:p>
     <w:bookmarkEnd w:id="16"/>
-    <w:bookmarkStart w:id="20" w:name="distribution-analysis"/>
+    <w:bookmarkStart w:id="22" w:name="distribution-analysis"/>
     <w:p>
       <w:pPr>
         <w:pStyle w:val="Heading2"/>
@@ -248,14 +248,14 @@
           <w:rPr>
             <w:rStyle w:val="Hyperlink"/>
           </w:rPr>
-          <w:t xml:space="preserve">08-distribution-histogram.md</w:t>
-        </w:r>
-      </w:hyperlink>
-      <w:r>
-        <w:t xml:space="preserve"> </w:t>
-      </w:r>
-      <w:r>
-        <w:t xml:space="preserve">- Histogram: distributes observations into bins along the x-axis; useful to visualize frequency and skewness.</w:t>
+          <w:t xml:space="preserve">10-distribution-histogram.md</w:t>
+        </w:r>
+      </w:hyperlink>
+      <w:r>
+        <w:t xml:space="preserve"> </w:t>
+      </w:r>
+      <w:r>
+        <w:t xml:space="preserve">- histogram for binned frequency inspection.</w:t>
       </w:r>
     </w:p>
     <w:p>
@@ -271,14 +271,14 @@
           <w:rPr>
             <w:rStyle w:val="Hyperlink"/>
           </w:rPr>
-          <w:t xml:space="preserve">09-distribution-density.md</w:t>
-        </w:r>
-      </w:hyperlink>
-      <w:r>
-        <w:t xml:space="preserve"> </w:t>
-      </w:r>
-      <w:r>
-        <w:t xml:space="preserve">- Density (kernel density): smoothed version of the histogram for continuous variables; highlights distribution shapes.</w:t>
+          <w:t xml:space="preserve">11-distribution-density.md</w:t>
+        </w:r>
+      </w:hyperlink>
+      <w:r>
+        <w:t xml:space="preserve"> </w:t>
+      </w:r>
+      <w:r>
+        <w:t xml:space="preserve">- kernel density curve for smoothed distribution shapes.</w:t>
       </w:r>
     </w:p>
     <w:p>
@@ -294,18 +294,64 @@
           <w:rPr>
             <w:rStyle w:val="Hyperlink"/>
           </w:rPr>
-          <w:t xml:space="preserve">10-distribution-boxplot.md</w:t>
-        </w:r>
-      </w:hyperlink>
-      <w:r>
-        <w:t xml:space="preserve"> </w:t>
-      </w:r>
-      <w:r>
-        <w:t xml:space="preserve">- Boxplot: summarizes distribution via quartiles and highlights outliers; comparable across groups.</w:t>
-      </w:r>
-    </w:p>
-    <w:bookmarkEnd w:id="20"/>
-    <w:bookmarkStart w:id="23" w:name="relationships-between-variables"/>
+          <w:t xml:space="preserve">12-distribution-boxplot.md</w:t>
+        </w:r>
+      </w:hyperlink>
+      <w:r>
+        <w:t xml:space="preserve"> </w:t>
+      </w:r>
+      <w:r>
+        <w:t xml:space="preserve">- boxplot for quartiles, spread, and outliers.</w:t>
+      </w:r>
+    </w:p>
+    <w:p>
+      <w:pPr>
+        <w:pStyle w:val="Compact"/>
+        <w:numPr>
+          <w:ilvl w:val="0"/>
+          <w:numId w:val="1002"/>
+        </w:numPr>
+      </w:pPr>
+      <w:hyperlink r:id="rId20">
+        <w:r>
+          <w:rPr>
+            <w:rStyle w:val="Hyperlink"/>
+          </w:rPr>
+          <w:t xml:space="preserve">13-distribution-boxplot-by-class.md</w:t>
+        </w:r>
+      </w:hyperlink>
+      <w:r>
+        <w:t xml:space="preserve"> </w:t>
+      </w:r>
+      <w:r>
+        <w:t xml:space="preserve">- grouped boxplots for class-wise distribution comparison.</w:t>
+      </w:r>
+    </w:p>
+    <w:p>
+      <w:pPr>
+        <w:pStyle w:val="Compact"/>
+        <w:numPr>
+          <w:ilvl w:val="0"/>
+          <w:numId w:val="1002"/>
+        </w:numPr>
+      </w:pPr>
+      <w:hyperlink r:id="rId21">
+        <w:r>
+          <w:rPr>
+            <w:rStyle w:val="Hyperlink"/>
+          </w:rPr>
+          <w:t xml:space="preserve">14-distribution-density-by-class.md</w:t>
+        </w:r>
+      </w:hyperlink>
+      <w:r>
+        <w:t xml:space="preserve"> </w:t>
+      </w:r>
+      <w:r>
+        <w:t xml:space="preserve">- grouped density curves for overlap and separation inspection.</w:t>
+      </w:r>
+    </w:p>
+    <w:bookmarkEnd w:id="22"/>
+    <w:bookmarkStart w:id="31" w:name="relationships-between-variables"/>
     <w:p>
       <w:pPr>
         <w:pStyle w:val="Heading2"/>
@@ -330,19 +376,19 @@
           <w:numId w:val="1003"/>
         </w:numPr>
       </w:pPr>
-      <w:hyperlink r:id="rId21">
-        <w:r>
-          <w:rPr>
-            <w:rStyle w:val="Hyperlink"/>
-          </w:rPr>
-          <w:t xml:space="preserve">11-relationship-scatter.md</w:t>
-        </w:r>
-      </w:hyperlink>
-      <w:r>
-        <w:t xml:space="preserve"> </w:t>
-      </w:r>
-      <w:r>
-        <w:t xml:space="preserve">- Scatter: assesses the relationship between two numeric variables, with optional coloring by group/category.</w:t>
+      <w:hyperlink r:id="rId23">
+        <w:r>
+          <w:rPr>
+            <w:rStyle w:val="Hyperlink"/>
+          </w:rPr>
+          <w:t xml:space="preserve">20-relationship-scatter.md</w:t>
+        </w:r>
+      </w:hyperlink>
+      <w:r>
+        <w:t xml:space="preserve"> </w:t>
+      </w:r>
+      <w:r>
+        <w:t xml:space="preserve">- scatter plot for two numeric variables.</w:t>
       </w:r>
     </w:p>
     <w:p>
@@ -353,23 +399,161 @@
           <w:numId w:val="1003"/>
         </w:numPr>
       </w:pPr>
-      <w:hyperlink r:id="rId22">
-        <w:r>
-          <w:rPr>
-            <w:rStyle w:val="Hyperlink"/>
-          </w:rPr>
-          <w:t xml:space="preserve">12-relationship-points.md</w:t>
-        </w:r>
-      </w:hyperlink>
-      <w:r>
-        <w:t xml:space="preserve"> </w:t>
-      </w:r>
-      <w:r>
-        <w:t xml:space="preserve">- Points: similar to series, but without connecting lines; good to highlight discrete observations.</w:t>
-      </w:r>
-    </w:p>
-    <w:bookmarkEnd w:id="23"/>
-    <w:bookmarkStart w:id="27" w:name="time-oriented-views"/>
+      <w:hyperlink r:id="rId24">
+        <w:r>
+          <w:rPr>
+            <w:rStyle w:val="Hyperlink"/>
+          </w:rPr>
+          <w:t xml:space="preserve">21-relationship-points.md</w:t>
+        </w:r>
+      </w:hyperlink>
+      <w:r>
+        <w:t xml:space="preserve"> </w:t>
+      </w:r>
+      <w:r>
+        <w:t xml:space="preserve">- point plot for discrete or index-based observations without connecting lines.</w:t>
+      </w:r>
+    </w:p>
+    <w:p>
+      <w:pPr>
+        <w:pStyle w:val="Compact"/>
+        <w:numPr>
+          <w:ilvl w:val="0"/>
+          <w:numId w:val="1003"/>
+        </w:numPr>
+      </w:pPr>
+      <w:hyperlink r:id="rId25">
+        <w:r>
+          <w:rPr>
+            <w:rStyle w:val="Hyperlink"/>
+          </w:rPr>
+          <w:t xml:space="preserve">22-relationship-correlation.md</w:t>
+        </w:r>
+      </w:hyperlink>
+      <w:r>
+        <w:t xml:space="preserve"> </w:t>
+      </w:r>
+      <w:r>
+        <w:t xml:space="preserve">- correlation heatmap for compact association inspection.</w:t>
+      </w:r>
+    </w:p>
+    <w:p>
+      <w:pPr>
+        <w:pStyle w:val="Compact"/>
+        <w:numPr>
+          <w:ilvl w:val="0"/>
+          <w:numId w:val="1003"/>
+        </w:numPr>
+      </w:pPr>
+      <w:hyperlink r:id="rId26">
+        <w:r>
+          <w:rPr>
+            <w:rStyle w:val="Hyperlink"/>
+          </w:rPr>
+          <w:t xml:space="preserve">23-relationship-pair.md</w:t>
+        </w:r>
+      </w:hyperlink>
+      <w:r>
+        <w:t xml:space="preserve"> </w:t>
+      </w:r>
+      <w:r>
+        <w:t xml:space="preserve">- scatter matrix for several numeric variables.</w:t>
+      </w:r>
+    </w:p>
+    <w:p>
+      <w:pPr>
+        <w:pStyle w:val="Compact"/>
+        <w:numPr>
+          <w:ilvl w:val="0"/>
+          <w:numId w:val="1003"/>
+        </w:numPr>
+      </w:pPr>
+      <w:hyperlink r:id="rId27">
+        <w:r>
+          <w:rPr>
+            <w:rStyle w:val="Hyperlink"/>
+          </w:rPr>
+          <w:t xml:space="preserve">24-relationship-pair-advanced.md</w:t>
+        </w:r>
+      </w:hyperlink>
+      <w:r>
+        <w:t xml:space="preserve"> </w:t>
+      </w:r>
+      <w:r>
+        <w:t xml:space="preserve">- scatter matrix with explicit class palette control.</w:t>
+      </w:r>
+    </w:p>
+    <w:p>
+      <w:pPr>
+        <w:pStyle w:val="Compact"/>
+        <w:numPr>
+          <w:ilvl w:val="0"/>
+          <w:numId w:val="1003"/>
+        </w:numPr>
+      </w:pPr>
+      <w:hyperlink r:id="rId28">
+        <w:r>
+          <w:rPr>
+            <w:rStyle w:val="Hyperlink"/>
+          </w:rPr>
+          <w:t xml:space="preserve">25-relationship-parallel.md</w:t>
+        </w:r>
+      </w:hyperlink>
+      <w:r>
+        <w:t xml:space="preserve"> </w:t>
+      </w:r>
+      <w:r>
+        <w:t xml:space="preserve">- parallel coordinates for multivariate profile comparison.</w:t>
+      </w:r>
+    </w:p>
+    <w:p>
+      <w:pPr>
+        <w:pStyle w:val="Compact"/>
+        <w:numPr>
+          <w:ilvl w:val="0"/>
+          <w:numId w:val="1003"/>
+        </w:numPr>
+      </w:pPr>
+      <w:hyperlink r:id="rId29">
+        <w:r>
+          <w:rPr>
+            <w:rStyle w:val="Hyperlink"/>
+          </w:rPr>
+          <w:t xml:space="preserve">26-relationship-pixel.md</w:t>
+        </w:r>
+      </w:hyperlink>
+      <w:r>
+        <w:t xml:space="preserve"> </w:t>
+      </w:r>
+      <w:r>
+        <w:t xml:space="preserve">- pixel-oriented matrix visualization.</w:t>
+      </w:r>
+    </w:p>
+    <w:p>
+      <w:pPr>
+        <w:pStyle w:val="Compact"/>
+        <w:numPr>
+          <w:ilvl w:val="0"/>
+          <w:numId w:val="1003"/>
+        </w:numPr>
+      </w:pPr>
+      <w:hyperlink r:id="rId30">
+        <w:r>
+          <w:rPr>
+            <w:rStyle w:val="Hyperlink"/>
+          </w:rPr>
+          <w:t xml:space="preserve">27-relationship-dendrogram.md</w:t>
+        </w:r>
+      </w:hyperlink>
+      <w:r>
+        <w:t xml:space="preserve"> </w:t>
+      </w:r>
+      <w:r>
+        <w:t xml:space="preserve">- dendrogram view of hierarchical structure.</w:t>
+      </w:r>
+    </w:p>
+    <w:bookmarkEnd w:id="31"/>
+    <w:bookmarkStart w:id="35" w:name="time-oriented-views"/>
     <w:p>
       <w:pPr>
         <w:pStyle w:val="Heading2"/>
@@ -394,19 +578,19 @@
           <w:numId w:val="1004"/>
         </w:numPr>
       </w:pPr>
-      <w:hyperlink r:id="rId24">
-        <w:r>
-          <w:rPr>
-            <w:rStyle w:val="Hyperlink"/>
-          </w:rPr>
-          <w:t xml:space="preserve">13-time-series-lines.md</w:t>
-        </w:r>
-      </w:hyperlink>
-      <w:r>
-        <w:t xml:space="preserve"> </w:t>
-      </w:r>
-      <w:r>
-        <w:t xml:space="preserve">- Time series (lines): points connected by segments; highlights trend and seasonality over time/ordered axis.</w:t>
+      <w:hyperlink r:id="rId32">
+        <w:r>
+          <w:rPr>
+            <w:rStyle w:val="Hyperlink"/>
+          </w:rPr>
+          <w:t xml:space="preserve">30-time-series-lines.md</w:t>
+        </w:r>
+      </w:hyperlink>
+      <w:r>
+        <w:t xml:space="preserve"> </w:t>
+      </w:r>
+      <w:r>
+        <w:t xml:space="preserve">- multi-line view for ordered series.</w:t>
       </w:r>
     </w:p>
     <w:p>
@@ -417,19 +601,19 @@
           <w:numId w:val="1004"/>
         </w:numPr>
       </w:pPr>
-      <w:hyperlink r:id="rId25">
-        <w:r>
-          <w:rPr>
-            <w:rStyle w:val="Hyperlink"/>
-          </w:rPr>
-          <w:t xml:space="preserve">14-time-series-basic.md</w:t>
-        </w:r>
-      </w:hyperlink>
-      <w:r>
-        <w:t xml:space="preserve"> </w:t>
-      </w:r>
-      <w:r>
-        <w:t xml:space="preserve">- Simple time series: exploratory visualization of a temporal vector with ordered x-axis and y values.</w:t>
+      <w:hyperlink r:id="rId33">
+        <w:r>
+          <w:rPr>
+            <w:rStyle w:val="Hyperlink"/>
+          </w:rPr>
+          <w:t xml:space="preserve">31-time-series-basic.md</w:t>
+        </w:r>
+      </w:hyperlink>
+      <w:r>
+        <w:t xml:space="preserve"> </w:t>
+      </w:r>
+      <w:r>
+        <w:t xml:space="preserve">- simple exploratory time-series display.</w:t>
       </w:r>
     </w:p>
     <w:p>
@@ -440,23 +624,23 @@
           <w:numId w:val="1004"/>
         </w:numPr>
       </w:pPr>
-      <w:hyperlink r:id="rId26">
-        <w:r>
-          <w:rPr>
-            <w:rStyle w:val="Hyperlink"/>
-          </w:rPr>
-          <w:t xml:space="preserve">15-time-series-forecast.md</w:t>
-        </w:r>
-      </w:hyperlink>
-      <w:r>
-        <w:t xml:space="preserve"> </w:t>
-      </w:r>
-      <w:r>
-        <w:t xml:space="preserve">- Time series with fit and forecast: shows observed values, model fit, and forecast horizon for visual comparison.</w:t>
-      </w:r>
-    </w:p>
-    <w:bookmarkEnd w:id="27"/>
-    <w:bookmarkStart w:id="30" w:name="export-and-delivery"/>
+      <w:hyperlink r:id="rId34">
+        <w:r>
+          <w:rPr>
+            <w:rStyle w:val="Hyperlink"/>
+          </w:rPr>
+          <w:t xml:space="preserve">32-time-series-forecast.md</w:t>
+        </w:r>
+      </w:hyperlink>
+      <w:r>
+        <w:t xml:space="preserve"> </w:t>
+      </w:r>
+      <w:r>
+        <w:t xml:space="preserve">- observed series with fit and forecast horizon.</w:t>
+      </w:r>
+    </w:p>
+    <w:bookmarkEnd w:id="35"/>
+    <w:bookmarkStart w:id="38" w:name="export-and-delivery"/>
     <w:p>
       <w:pPr>
         <w:pStyle w:val="Heading2"/>
@@ -470,7 +654,7 @@
         <w:pStyle w:val="FirstParagraph"/>
       </w:pPr>
       <w:r>
-        <w:t xml:space="preserve">These final examples focus on saving figures so they can be used in reports, slides, or publications.</w:t>
+        <w:t xml:space="preserve">These final examples focus on saving figures for reports, slides, and publications.</w:t>
       </w:r>
     </w:p>
     <w:p>
@@ -481,34 +665,19 @@
           <w:numId w:val="1005"/>
         </w:numPr>
       </w:pPr>
-      <w:hyperlink r:id="rId28">
-        <w:r>
-          <w:rPr>
-            <w:rStyle w:val="Hyperlink"/>
-          </w:rPr>
-          <w:t xml:space="preserve">16-export-save-pdf.md</w:t>
-        </w:r>
-      </w:hyperlink>
-      <w:r>
-        <w:t xml:space="preserve"> </w:t>
-      </w:r>
-      <w:r>
-        <w:t xml:space="preserve">- Chart saving: example of exporting with</w:t>
-      </w:r>
-      <w:r>
-        <w:t xml:space="preserve"> </w:t>
-      </w:r>
-      <w:r>
-        <w:rPr>
-          <w:rStyle w:val="VerbatimChar"/>
-        </w:rPr>
-        <w:t xml:space="preserve">ggsave()</w:t>
-      </w:r>
-      <w:r>
-        <w:t xml:space="preserve"> </w:t>
-      </w:r>
-      <w:r>
-        <w:t xml:space="preserve">to PDF, controlling dimensions and units.</w:t>
+      <w:hyperlink r:id="rId36">
+        <w:r>
+          <w:rPr>
+            <w:rStyle w:val="Hyperlink"/>
+          </w:rPr>
+          <w:t xml:space="preserve">40-export-save-pdf.md</w:t>
+        </w:r>
+      </w:hyperlink>
+      <w:r>
+        <w:t xml:space="preserve"> </w:t>
+      </w:r>
+      <w:r>
+        <w:t xml:space="preserve">- export charts to PDF with controlled dimensions.</w:t>
       </w:r>
     </w:p>
     <w:p>
@@ -519,62 +688,23 @@
           <w:numId w:val="1005"/>
         </w:numPr>
       </w:pPr>
-      <w:hyperlink r:id="rId29">
-        <w:r>
-          <w:rPr>
-            <w:rStyle w:val="Hyperlink"/>
-          </w:rPr>
-          <w:t xml:space="preserve">17-export-save-jpg.md</w:t>
-        </w:r>
-      </w:hyperlink>
-      <w:r>
-        <w:t xml:space="preserve"> </w:t>
-      </w:r>
-      <w:r>
-        <w:t xml:space="preserve">- Chart saving: example of exporting with</w:t>
-      </w:r>
-      <w:r>
-        <w:t xml:space="preserve"> </w:t>
-      </w:r>
-      <w:r>
-        <w:rPr>
-          <w:rStyle w:val="VerbatimChar"/>
-        </w:rPr>
-        <w:t xml:space="preserve">jpeg()</w:t>
-      </w:r>
-      <w:r>
-        <w:t xml:space="preserve">/</w:t>
-      </w:r>
-      <w:r>
-        <w:rPr>
-          <w:rStyle w:val="VerbatimChar"/>
-        </w:rPr>
-        <w:t xml:space="preserve">dev.off()</w:t>
-      </w:r>
-      <w:r>
-        <w:t xml:space="preserve"> </w:t>
-      </w:r>
-      <w:r>
-        <w:t xml:space="preserve">and</w:t>
-      </w:r>
-      <w:r>
-        <w:t xml:space="preserve"> </w:t>
-      </w:r>
-      <w:r>
-        <w:rPr>
-          <w:rStyle w:val="VerbatimChar"/>
-        </w:rPr>
-        <w:t xml:space="preserve">ggsave()</w:t>
-      </w:r>
-      <w:r>
-        <w:t xml:space="preserve"> </w:t>
-      </w:r>
-      <w:r>
-        <w:t xml:space="preserve">to image files.</w:t>
-      </w:r>
-    </w:p>
-    <w:bookmarkEnd w:id="30"/>
-    <w:bookmarkEnd w:id="31"/>
+      <w:hyperlink r:id="rId37">
+        <w:r>
+          <w:rPr>
+            <w:rStyle w:val="Hyperlink"/>
+          </w:rPr>
+          <w:t xml:space="preserve">41-export-save-jpg.md</w:t>
+        </w:r>
+      </w:hyperlink>
+      <w:r>
+        <w:t xml:space="preserve"> </w:t>
+      </w:r>
+      <w:r>
+        <w:t xml:space="preserve">- export charts to raster formats such as JPG.</w:t>
+      </w:r>
+    </w:p>
+    <w:bookmarkEnd w:id="38"/>
+    <w:bookmarkEnd w:id="39"/>
     <w:sectPr>
       <w:footnotePr>
         <w:numRestart w:val="eachSect"/>
